--- a/testakten/kaufrecht-smartwatch-gesundheitsabo-update-hannover/04_gegenseite_standpunkt.docx
+++ b/testakten/kaufrecht-smartwatch-gesundheitsabo-update-hannover/04_gegenseite_standpunkt.docx
@@ -4,71 +4,331 @@
   <w:body>
     <w:p>
       <w:pPr>
-        <w:pStyle w:val="Heading1"/>
+        <w:spacing w:after="60"/>
       </w:pPr>
       <w:r>
-        <w:t>Standpunkt der Gegenseite</w:t>
+        <w:rPr>
+          <w:color w:val="555555"/>
+          <w:sz w:val="15"/>
+        </w:rPr>
+        <w:t>TECHNIKHAUS LEINE GMBH · Georgstraße 48, 30159 Hannover</w:t>
       </w:r>
     </w:p>
     <w:p>
       <w:pPr>
-        <w:pStyle w:val="Heading2"/>
+        <w:spacing w:after="280"/>
       </w:pPr>
       <w:r>
-        <w:t>1. Kernaussagen</w:t>
+        <w:t>Frau Dr. Sabine Wendt</w:t>
+        <w:br/>
+        <w:t>Lavesstraße 17</w:t>
+        <w:br/>
+        <w:t>30159 Hannover</w:t>
+      </w:r>
+    </w:p>
+    <w:p>
+      <w:pPr>
+        <w:spacing w:after="180"/>
+        <w:jc w:val="right"/>
+      </w:pPr>
+      <w:r>
+        <w:t>Hannover, 30. Juni 2026</w:t>
+      </w:r>
+    </w:p>
+    <w:tbl>
+      <w:tblPr>
+        <w:tblW w:type="auto" w:w="0"/>
+        <w:tblLayout w:type="fixed"/>
+        <w:tblLook w:firstColumn="1" w:firstRow="1" w:lastColumn="0" w:lastRow="0" w:noHBand="0" w:noVBand="1" w:val="04A0"/>
+      </w:tblPr>
+      <w:tblGrid>
+        <w:gridCol w:w="1814"/>
+        <w:gridCol w:w="7597"/>
+      </w:tblGrid>
+      <w:tr>
+        <w:tc>
+          <w:tcPr>
+            <w:tcW w:type="dxa" w:w="4705"/>
+            <w:vAlign w:val="top"/>
+            <w:tcBorders>
+              <w:top w:val="single" w:sz="4" w:color="B7C4C8"/>
+              <w:left w:val="single" w:sz="4" w:color="B7C4C8"/>
+              <w:bottom w:val="single" w:sz="4" w:color="B7C4C8"/>
+              <w:right w:val="single" w:sz="4" w:color="B7C4C8"/>
+              <w:insideH w:val="single" w:sz="4" w:color="B7C4C8"/>
+              <w:insideV w:val="single" w:sz="4" w:color="B7C4C8"/>
+            </w:tcBorders>
+          </w:tcPr>
+          <w:p>
+            <w:pPr>
+              <w:spacing w:after="40"/>
+            </w:pPr>
+            <w:r>
+              <w:rPr>
+                <w:b/>
+              </w:rPr>
+              <w:t>Unser Zeichen</w:t>
+            </w:r>
+          </w:p>
+        </w:tc>
+        <w:tc>
+          <w:tcPr>
+            <w:tcW w:type="dxa" w:w="4705"/>
+            <w:vAlign w:val="top"/>
+            <w:tcBorders>
+              <w:top w:val="single" w:sz="4" w:color="B7C4C8"/>
+              <w:left w:val="single" w:sz="4" w:color="B7C4C8"/>
+              <w:bottom w:val="single" w:sz="4" w:color="B7C4C8"/>
+              <w:right w:val="single" w:sz="4" w:color="B7C4C8"/>
+              <w:insideH w:val="single" w:sz="4" w:color="B7C4C8"/>
+              <w:insideV w:val="single" w:sz="4" w:color="B7C4C8"/>
+            </w:tcBorders>
+          </w:tcPr>
+          <w:p>
+            <w:pPr>
+              <w:spacing w:after="40"/>
+            </w:pPr>
+            <w:r>
+              <w:t>THL-26-18842 / PulseOne S3</w:t>
+            </w:r>
+          </w:p>
+        </w:tc>
+      </w:tr>
+      <w:tr>
+        <w:tc>
+          <w:tcPr>
+            <w:tcW w:type="dxa" w:w="4705"/>
+            <w:vAlign w:val="top"/>
+            <w:tcBorders>
+              <w:top w:val="single" w:sz="4" w:color="B7C4C8"/>
+              <w:left w:val="single" w:sz="4" w:color="B7C4C8"/>
+              <w:bottom w:val="single" w:sz="4" w:color="B7C4C8"/>
+              <w:right w:val="single" w:sz="4" w:color="B7C4C8"/>
+              <w:insideH w:val="single" w:sz="4" w:color="B7C4C8"/>
+              <w:insideV w:val="single" w:sz="4" w:color="B7C4C8"/>
+            </w:tcBorders>
+          </w:tcPr>
+          <w:p>
+            <w:pPr>
+              <w:spacing w:after="40"/>
+            </w:pPr>
+            <w:r>
+              <w:rPr>
+                <w:b/>
+              </w:rPr>
+              <w:t>Betreff</w:t>
+            </w:r>
+          </w:p>
+        </w:tc>
+        <w:tc>
+          <w:tcPr>
+            <w:tcW w:type="dxa" w:w="4705"/>
+            <w:vAlign w:val="top"/>
+            <w:tcBorders>
+              <w:top w:val="single" w:sz="4" w:color="B7C4C8"/>
+              <w:left w:val="single" w:sz="4" w:color="B7C4C8"/>
+              <w:bottom w:val="single" w:sz="4" w:color="B7C4C8"/>
+              <w:right w:val="single" w:sz="4" w:color="B7C4C8"/>
+              <w:insideH w:val="single" w:sz="4" w:color="B7C4C8"/>
+              <w:insideV w:val="single" w:sz="4" w:color="B7C4C8"/>
+            </w:tcBorders>
+          </w:tcPr>
+          <w:p>
+            <w:pPr>
+              <w:spacing w:after="40"/>
+            </w:pPr>
+            <w:r>
+              <w:t>Prüfung Ihrer PulseOne S3 nach Softwarestand 9.4.1</w:t>
+            </w:r>
+          </w:p>
+        </w:tc>
+      </w:tr>
+    </w:tbl>
+    <w:p/>
+    <w:p>
+      <w:r>
+        <w:t>Sehr geehrte Frau Dr. Wendt,</w:t>
+      </w:r>
+    </w:p>
+    <w:p>
+      <w:pPr>
+        <w:keepLines w:val="0"/>
+      </w:pPr>
+      <w:r>
+        <w:t>die am 26. Juni abgegebene Uhr wurde am selben Tag mit unserem Referenzgerät verbunden. Gehäuse, Sensorfenster und Ladeelektronik zeigen keine sichtbare Beschädigung. Der Akkutest ergab nach acht Stunden eine Restladung von 61 Prozent. Die EKG-Anwendung ließ sich starten, brach jedoch bei zwei von fünf Durchläufen mit dem Hinweis Kontakt prüfen ab.</w:t>
+      </w:r>
+    </w:p>
+    <w:p>
+      <w:pPr>
+        <w:keepLines w:val="0"/>
+      </w:pPr>
+      <w:r>
+        <w:t>Auf dem Gerät ist Software 9.4.1 installiert. Im Diagnoseprotokoll stehen seit dem Update drei Neustarts und zwölf verworfene Messungen. Die von Ihnen mitgebrachten Vergleichswerte aus der kardiologischen Praxis betreffen den 18. und 24. Juni; sie weichen bei der Herzfrequenz um 18 beziehungsweise 23 Schläge pro Minute ab. Wir haben diese Werte an den Hersteller weitergeleitet.</w:t>
+      </w:r>
+    </w:p>
+    <w:p>
+      <w:pPr>
+        <w:keepLines w:val="0"/>
+      </w:pPr>
+      <w:r>
+        <w:t>Der Hersteller empfiehlt zunächst das Zurücksetzen der Sensorkalibrierung. Dabei würden lokal gespeicherte Rohdaten gelöscht, sofern sie nicht zuvor exportiert werden. Wir haben deshalb noch keinen Reset durchgeführt. Bitte teilen Sie mit, ob Sie den Export wünschen und ob die Uhr bis zur Rückmeldung des Herstellers bei uns bleiben kann.</w:t>
       </w:r>
     </w:p>
     <w:p>
       <w:r>
-        <w:t>Händler bietet nur Werksreset an.</w:t>
-      </w:r>
-    </w:p>
-    <w:p>
-      <w:r>
-        <w:t>Hersteller verlangt kostenpflichtiges Abo oder lehnt Drittanbieterkomponenten ab.</w:t>
-      </w:r>
-    </w:p>
-    <w:p>
-      <w:r>
-        <w:t>Käuferseite prüft Nacherfüllung, Minderung, Rücktritt, Schadensersatz und Ersatz vergeblicher Aufwendungen.</w:t>
+        <w:t>Mit freundlichen Grüßen</w:t>
       </w:r>
     </w:p>
     <w:p>
       <w:pPr>
-        <w:pStyle w:val="Heading2"/>
+        <w:spacing w:before="280"/>
       </w:pPr>
       <w:r>
-        <w:t>2. Angriffspunkte</w:t>
+        <w:t>Lars Päutz</w:t>
+        <w:br/>
+        <w:t>Werkstattleitung</w:t>
       </w:r>
     </w:p>
     <w:p>
+      <w:pPr>
+        <w:spacing w:before="240"/>
+      </w:pPr>
       <w:r>
-        <w:t>Vertragliche Beschaffenheit und Werbung sichern.</w:t>
+        <w:rPr>
+          <w:b/>
+        </w:rPr>
+        <w:t>Anlagen</w:t>
       </w:r>
     </w:p>
     <w:p>
+      <w:pPr>
+        <w:pStyle w:val="ListNumber"/>
+        <w:spacing w:after="40"/>
+      </w:pPr>
       <w:r>
-        <w:t>Update- und Ausfalltimeline bauen.</w:t>
+        <w:t>Prüfprotokoll vom 26. Juni 2026</w:t>
       </w:r>
     </w:p>
     <w:p>
+      <w:pPr>
+        <w:pStyle w:val="ListNumber"/>
+        <w:spacing w:after="40"/>
+      </w:pPr>
       <w:r>
-        <w:t>Frist zur konkreten Nacherfüllung setzen.</w:t>
+        <w:t>Diagnoseauszug Software 9.4.1</w:t>
       </w:r>
     </w:p>
     <w:p>
+      <w:pPr>
+        <w:pStyle w:val="ListNumber"/>
+        <w:spacing w:after="40"/>
+      </w:pPr>
       <w:r>
-        <w:t>Beweislast und Verjährung im Verbrauchsgüterkauf prüfen.</w:t>
+        <w:t>Empfangsbeleg der Uhr</w:t>
       </w:r>
     </w:p>
     <w:sectPr>
-      <w:pgSz w:w="12240" w:h="15840"/>
-      <w:pgMar w:top="1440" w:right="1800" w:bottom="1440" w:left="1800" w:header="720" w:footer="720" w:gutter="0"/>
+      <w:headerReference w:type="default" r:id="rId9"/>
+      <w:footerReference w:type="default" r:id="rId10"/>
+      <w:pgSz w:w="11906" w:h="16838"/>
+      <w:pgMar w:top="935" w:right="1219" w:bottom="964" w:left="1276" w:header="720" w:footer="720" w:gutter="0"/>
       <w:cols w:space="720"/>
       <w:docGrid w:linePitch="360"/>
     </w:sectPr>
   </w:body>
 </w:document>
+</file>
+
+<file path=word/footer1.xml><?xml version="1.0" encoding="utf-8"?>
+<w:ftr xmlns:m="http://schemas.openxmlformats.org/officeDocument/2006/math" xmlns:mc="http://schemas.openxmlformats.org/markup-compatibility/2006" xmlns:mo="http://schemas.microsoft.com/office/mac/office/2008/main" xmlns:mv="urn:schemas-microsoft-com:mac:vml" xmlns:o="urn:schemas-microsoft-com:office:office" xmlns:r="http://schemas.openxmlformats.org/officeDocument/2006/relationships" xmlns:v="urn:schemas-microsoft-com:vml" xmlns:w10="urn:schemas-microsoft-com:office:word" xmlns:w14="http://schemas.microsoft.com/office/word/2010/wordml" xmlns:w="http://schemas.openxmlformats.org/wordprocessingml/2006/main" xmlns:wne="http://schemas.microsoft.com/office/word/2006/wordml" xmlns:wp14="http://schemas.microsoft.com/office/word/2010/wordprocessingDrawing" xmlns:wp="http://schemas.openxmlformats.org/drawingml/2006/wordprocessingDrawing" xmlns:wpc="http://schemas.microsoft.com/office/word/2010/wordprocessingCanvas" xmlns:wpg="http://schemas.microsoft.com/office/word/2010/wordprocessingGroup" xmlns:wpi="http://schemas.microsoft.com/office/word/2010/wordprocessingInk" xmlns:wps="http://schemas.microsoft.com/office/word/2010/wordprocessingShape" mc:Ignorable="w14 wp14">
+  <w:p>
+    <w:pPr>
+      <w:pStyle w:val="Footer"/>
+      <w:jc w:val="center"/>
+    </w:pPr>
+    <w:r>
+      <w:rPr>
+        <w:color w:val="666666"/>
+        <w:sz w:val="14"/>
+      </w:rPr>
+      <w:t>TECHNIKHAUS LEINE GMBH · Vorgang THL-26-18842 / PulseOne S3</w:t>
+    </w:r>
+  </w:p>
+</w:ftr>
+</file>
+
+<file path=word/header1.xml><?xml version="1.0" encoding="utf-8"?>
+<w:hdr xmlns:m="http://schemas.openxmlformats.org/officeDocument/2006/math" xmlns:mc="http://schemas.openxmlformats.org/markup-compatibility/2006" xmlns:mo="http://schemas.microsoft.com/office/mac/office/2008/main" xmlns:mv="urn:schemas-microsoft-com:mac:vml" xmlns:o="urn:schemas-microsoft-com:office:office" xmlns:r="http://schemas.openxmlformats.org/officeDocument/2006/relationships" xmlns:v="urn:schemas-microsoft-com:vml" xmlns:w10="urn:schemas-microsoft-com:office:word" xmlns:w14="http://schemas.microsoft.com/office/word/2010/wordml" xmlns:w="http://schemas.openxmlformats.org/wordprocessingml/2006/main" xmlns:wne="http://schemas.microsoft.com/office/word/2006/wordml" xmlns:wp14="http://schemas.microsoft.com/office/word/2010/wordprocessingDrawing" xmlns:wp="http://schemas.openxmlformats.org/drawingml/2006/wordprocessingDrawing" xmlns:wpc="http://schemas.microsoft.com/office/word/2010/wordprocessingCanvas" xmlns:wpg="http://schemas.microsoft.com/office/word/2010/wordprocessingGroup" xmlns:wpi="http://schemas.microsoft.com/office/word/2010/wordprocessingInk" xmlns:wps="http://schemas.microsoft.com/office/word/2010/wordprocessingShape" mc:Ignorable="w14 wp14">
+  <w:p>
+    <w:pPr>
+      <w:pStyle w:val="Header"/>
+    </w:pPr>
+  </w:p>
+  <w:tbl>
+    <w:tblPr>
+      <w:tblW w:type="auto" w:w="0"/>
+      <w:tblLayout w:type="fixed"/>
+      <w:tblLook w:firstColumn="1" w:firstRow="1" w:lastColumn="0" w:lastRow="0" w:noHBand="0" w:noVBand="1" w:val="04A0"/>
+    </w:tblPr>
+    <w:tblGrid>
+      <w:gridCol w:w="5386"/>
+      <w:gridCol w:w="4025"/>
+    </w:tblGrid>
+    <w:tr>
+      <w:tc>
+        <w:tcPr>
+          <w:tcW w:type="dxa" w:w="4706"/>
+          <w:vAlign w:val="center"/>
+          <w:tcBorders>
+            <w:top w:val="single" w:sz="4" w:color="4E7B83"/>
+            <w:left w:val="single" w:sz="4" w:color="4E7B83"/>
+            <w:bottom w:val="single" w:sz="4" w:color="4E7B83"/>
+            <w:right w:val="single" w:sz="4" w:color="4E7B83"/>
+            <w:insideH w:val="single" w:sz="4" w:color="4E7B83"/>
+            <w:insideV w:val="single" w:sz="4" w:color="4E7B83"/>
+          </w:tcBorders>
+        </w:tcPr>
+        <w:p>
+          <w:r>
+            <w:rPr>
+              <w:b/>
+              <w:color w:val="144D59"/>
+              <w:sz w:val="28"/>
+            </w:rPr>
+            <w:t>TECHNIKHAUS LEINE GMBH</w:t>
+          </w:r>
+        </w:p>
+      </w:tc>
+      <w:tc>
+        <w:tcPr>
+          <w:tcW w:type="dxa" w:w="4706"/>
+          <w:vAlign w:val="center"/>
+          <w:tcBorders>
+            <w:top w:val="single" w:sz="4" w:color="4E7B83"/>
+            <w:left w:val="single" w:sz="4" w:color="4E7B83"/>
+            <w:bottom w:val="single" w:sz="4" w:color="4E7B83"/>
+            <w:right w:val="single" w:sz="4" w:color="4E7B83"/>
+            <w:insideH w:val="single" w:sz="4" w:color="4E7B83"/>
+            <w:insideV w:val="single" w:sz="4" w:color="4E7B83"/>
+          </w:tcBorders>
+        </w:tcPr>
+        <w:p>
+          <w:pPr>
+            <w:jc w:val="right"/>
+          </w:pPr>
+          <w:r>
+            <w:rPr>
+              <w:sz w:val="15"/>
+            </w:rPr>
+            <w:t>Georgstraße 48, 30159 Hannover</w:t>
+            <w:br/>
+            <w:t>Servicecenter Wearables · Telefon 0511 4418-220</w:t>
+          </w:r>
+        </w:p>
+      </w:tc>
+    </w:tr>
+  </w:tbl>
+</w:hdr>
 </file>
 
 <file path=word/numbering.xml><?xml version="1.0" encoding="utf-8"?>
@@ -434,9 +694,12 @@
     <w:name w:val="Normal"/>
     <w:qFormat/>
     <w:rsid w:val="00FC693F"/>
+    <w:pPr>
+      <w:spacing w:after="120" w:line="259" w:lineRule="auto"/>
+    </w:pPr>
     <w:rPr>
-      <w:rFonts w:ascii="Times New Roman" w:hAnsi="Times New Roman"/>
-      <w:sz w:val="22"/>
+      <w:rFonts w:ascii="Arial" w:hAnsi="Arial"/>
+      <w:sz w:val="20"/>
     </w:rPr>
   </w:style>
   <w:style w:type="paragraph" w:styleId="Header">
@@ -498,11 +761,11 @@
       <w:outlineLvl w:val="0"/>
     </w:pPr>
     <w:rPr>
-      <w:rFonts w:asciiTheme="majorHAnsi" w:eastAsiaTheme="majorEastAsia" w:hAnsiTheme="majorHAnsi" w:cstheme="majorBidi" w:ascii="Times New Roman" w:hAnsi="Times New Roman"/>
+      <w:rFonts w:asciiTheme="majorHAnsi" w:eastAsiaTheme="majorEastAsia" w:hAnsiTheme="majorHAnsi" w:cstheme="majorBidi"/>
       <w:b/>
       <w:bCs/>
       <w:color w:val="365F91" w:themeColor="accent1" w:themeShade="BF"/>
-      <w:sz w:val="26"/>
+      <w:sz w:val="28"/>
       <w:szCs w:val="28"/>
     </w:rPr>
   </w:style>
@@ -522,11 +785,11 @@
       <w:outlineLvl w:val="1"/>
     </w:pPr>
     <w:rPr>
-      <w:rFonts w:asciiTheme="majorHAnsi" w:eastAsiaTheme="majorEastAsia" w:hAnsiTheme="majorHAnsi" w:cstheme="majorBidi" w:ascii="Times New Roman" w:hAnsi="Times New Roman"/>
+      <w:rFonts w:asciiTheme="majorHAnsi" w:eastAsiaTheme="majorEastAsia" w:hAnsiTheme="majorHAnsi" w:cstheme="majorBidi"/>
       <w:b/>
       <w:bCs/>
       <w:color w:val="4F81BD" w:themeColor="accent1"/>
-      <w:sz w:val="24"/>
+      <w:sz w:val="26"/>
       <w:szCs w:val="26"/>
     </w:rPr>
   </w:style>
@@ -546,11 +809,10 @@
       <w:outlineLvl w:val="2"/>
     </w:pPr>
     <w:rPr>
-      <w:rFonts w:asciiTheme="majorHAnsi" w:eastAsiaTheme="majorEastAsia" w:hAnsiTheme="majorHAnsi" w:cstheme="majorBidi" w:ascii="Times New Roman" w:hAnsi="Times New Roman"/>
+      <w:rFonts w:asciiTheme="majorHAnsi" w:eastAsiaTheme="majorEastAsia" w:hAnsiTheme="majorHAnsi" w:cstheme="majorBidi"/>
       <w:b/>
       <w:bCs/>
       <w:color w:val="4F81BD" w:themeColor="accent1"/>
-      <w:sz w:val="24"/>
     </w:rPr>
   </w:style>
   <w:style w:type="paragraph" w:styleId="Heading4">
